--- a/vvdn/protocols/can/can-frame-and-protocol-analysis.docx
+++ b/vvdn/protocols/can/can-frame-and-protocol-analysis.docx
@@ -702,32 +702,50 @@
         <w:t>: Generated via generator polynomial:</w:t>
       </w:r>
     </w:p>
-    <w:p>
-      <w:pPr>
-        <w:spacing w:after="80"/>
-      </w:pPr>
-      <w:r>
-        <w:rPr>
-          <w:i/>
-          <w:color w:val="145AA0"/>
-          <w:sz w:val="21"/>
-        </w:rPr>
-      </w:r>
-      <w:r>
-        <w:rPr>
-          <w:color w:val="282C34"/>
-          <w:sz w:val="21"/>
-        </w:rPr>
-        <w:t>P(x) = x^{15} + x^{14} + x^{10} + x^8 + x^7 + x^4 + x^3 + 1</w:t>
-      </w:r>
-      <w:r>
-        <w:rPr>
-          <w:i/>
-          <w:color w:val="145AA0"/>
-          <w:sz w:val="21"/>
-        </w:rPr>
-      </w:r>
-    </w:p>
+    <w:tbl>
+      <w:tblPr>
+        <w:tblW w:type="auto" w:w="0"/>
+        <w:jc w:val="center"/>
+        <w:tblLook w:firstColumn="1" w:firstRow="1" w:lastColumn="0" w:lastRow="0" w:noHBand="0" w:noVBand="1" w:val="04A0"/>
+      </w:tblPr>
+      <w:tblGrid>
+        <w:gridCol w:w="9792"/>
+      </w:tblGrid>
+      <w:tr>
+        <w:tc>
+          <w:tcPr>
+            <w:tcW w:type="dxa" w:w="9792"/>
+            <w:shd w:fill="F5F6F8"/>
+            <w:tcMar>
+              <w:top w:w="80" w:type="dxa"/>
+              <w:bottom w:w="80" w:type="dxa"/>
+              <w:left w:w="140" w:type="dxa"/>
+              <w:right w:w="140" w:type="dxa"/>
+            </w:tcMar>
+            <w:tcBorders>
+              <w:left w:val="single" w:sz="18" w:space="0" w:color="CBD5E0"/>
+              <w:top w:val="none"/>
+              <w:right w:val="none"/>
+              <w:bottom w:val="none"/>
+            </w:tcBorders>
+          </w:tcPr>
+          <w:p>
+            <w:pPr>
+              <w:spacing w:line="240" w:lineRule="auto" w:after="0"/>
+            </w:pPr>
+            <w:r>
+              <w:rPr>
+                <w:rFonts w:ascii="Consolas" w:hAnsi="Consolas"/>
+                <w:color w:val="2D3748"/>
+                <w:sz w:val="18"/>
+              </w:rPr>
+              <w:t>P(x) = x^15 + x^14 + x^10 + x^8 + x^7 + x^4 + x^3 + 1</w:t>
+            </w:r>
+          </w:p>
+        </w:tc>
+      </w:tr>
+    </w:tbl>
+    <w:p/>
     <w:p>
       <w:pPr>
         <w:pStyle w:val="ListBullet"/>
@@ -1290,22 +1308,7 @@
           <w:color w:val="282C34"/>
           <w:sz w:val="21"/>
         </w:rPr>
-        <w:t xml:space="preserve">: </w:t>
-      </w:r>
-      <w:r>
-        <w:rPr>
-          <w:i/>
-          <w:color w:val="145AA0"/>
-          <w:sz w:val="21"/>
-        </w:rPr>
-        <w:t>2^{29 = 536,870,912</w:t>
-      </w:r>
-      <w:r>
-        <w:rPr>
-          <w:color w:val="282C34"/>
-          <w:sz w:val="21"/>
-        </w:rPr>
-        <w:t xml:space="preserve"> unique IDs.</w:t>
+        <w:t>: 2^29 = 536,870,912 unique IDs.</w:t>
       </w:r>
     </w:p>
     <w:p>
@@ -1846,22 +1849,7 @@
                 <w:color w:val="282C34"/>
                 <w:sz w:val="18"/>
               </w:rPr>
-              <w:t xml:space="preserve"> (</w:t>
-            </w:r>
-            <w:r>
-              <w:rPr>
-                <w:i/>
-                <w:color w:val="145AA0"/>
-                <w:sz w:val="18"/>
-              </w:rPr>
-              <w:t>0 - 8</w:t>
-            </w:r>
-            <w:r>
-              <w:rPr>
-                <w:color w:val="282C34"/>
-                <w:sz w:val="18"/>
-              </w:rPr>
-              <w:t>)</w:t>
+              <w:t xml:space="preserve"> (0 - 8)</w:t>
             </w:r>
           </w:p>
         </w:tc>
@@ -1882,18 +1870,10 @@
             </w:pPr>
             <w:r>
               <w:rPr>
-                <w:i/>
-                <w:color w:val="145AA0"/>
-                <w:sz w:val="18"/>
-              </w:rPr>
-              <w:t>0 - 8</w:t>
-            </w:r>
-            <w:r>
-              <w:rPr>
                 <w:color w:val="282C34"/>
                 <w:sz w:val="18"/>
               </w:rPr>
-              <w:t xml:space="preserve"> Bytes</w:t>
+              <w:t>0 - 8 Bytes</w:t>
             </w:r>
           </w:p>
         </w:tc>
@@ -1914,18 +1894,10 @@
             </w:pPr>
             <w:r>
               <w:rPr>
-                <w:i/>
-                <w:color w:val="145AA0"/>
-                <w:sz w:val="18"/>
-              </w:rPr>
-              <w:t>0 - 8</w:t>
-            </w:r>
-            <w:r>
-              <w:rPr>
                 <w:color w:val="282C34"/>
                 <w:sz w:val="18"/>
               </w:rPr>
-              <w:t xml:space="preserve"> Bytes</w:t>
+              <w:t>0 - 8 Bytes</w:t>
             </w:r>
           </w:p>
         </w:tc>
@@ -1960,22 +1932,7 @@
                 <w:color w:val="282C34"/>
                 <w:sz w:val="18"/>
               </w:rPr>
-              <w:t xml:space="preserve"> (</w:t>
-            </w:r>
-            <w:r>
-              <w:rPr>
-                <w:i/>
-                <w:color w:val="145AA0"/>
-                <w:sz w:val="18"/>
-              </w:rPr>
-              <w:t>9</w:t>
-            </w:r>
-            <w:r>
-              <w:rPr>
-                <w:color w:val="282C34"/>
-                <w:sz w:val="18"/>
-              </w:rPr>
-              <w:t>)</w:t>
+              <w:t xml:space="preserve"> (9)</w:t>
             </w:r>
           </w:p>
         </w:tc>
@@ -2060,22 +2017,7 @@
                 <w:color w:val="282C34"/>
                 <w:sz w:val="18"/>
               </w:rPr>
-              <w:t xml:space="preserve"> (</w:t>
-            </w:r>
-            <w:r>
-              <w:rPr>
-                <w:i/>
-                <w:color w:val="145AA0"/>
-                <w:sz w:val="18"/>
-              </w:rPr>
-              <w:t>10</w:t>
-            </w:r>
-            <w:r>
-              <w:rPr>
-                <w:color w:val="282C34"/>
-                <w:sz w:val="18"/>
-              </w:rPr>
-              <w:t>)</w:t>
+              <w:t xml:space="preserve"> (10)</w:t>
             </w:r>
           </w:p>
         </w:tc>
@@ -2159,22 +2101,7 @@
                 <w:color w:val="282C34"/>
                 <w:sz w:val="18"/>
               </w:rPr>
-              <w:t xml:space="preserve"> (</w:t>
-            </w:r>
-            <w:r>
-              <w:rPr>
-                <w:i/>
-                <w:color w:val="145AA0"/>
-                <w:sz w:val="18"/>
-              </w:rPr>
-              <w:t>11</w:t>
-            </w:r>
-            <w:r>
-              <w:rPr>
-                <w:color w:val="282C34"/>
-                <w:sz w:val="18"/>
-              </w:rPr>
-              <w:t>)</w:t>
+              <w:t xml:space="preserve"> (11)</w:t>
             </w:r>
           </w:p>
         </w:tc>
@@ -2259,22 +2186,7 @@
                 <w:color w:val="282C34"/>
                 <w:sz w:val="18"/>
               </w:rPr>
-              <w:t xml:space="preserve"> (</w:t>
-            </w:r>
-            <w:r>
-              <w:rPr>
-                <w:i/>
-                <w:color w:val="145AA0"/>
-                <w:sz w:val="18"/>
-              </w:rPr>
-              <w:t>12</w:t>
-            </w:r>
-            <w:r>
-              <w:rPr>
-                <w:color w:val="282C34"/>
-                <w:sz w:val="18"/>
-              </w:rPr>
-              <w:t>)</w:t>
+              <w:t xml:space="preserve"> (12)</w:t>
             </w:r>
           </w:p>
         </w:tc>
@@ -2358,22 +2270,7 @@
                 <w:color w:val="282C34"/>
                 <w:sz w:val="18"/>
               </w:rPr>
-              <w:t xml:space="preserve"> (</w:t>
-            </w:r>
-            <w:r>
-              <w:rPr>
-                <w:i/>
-                <w:color w:val="145AA0"/>
-                <w:sz w:val="18"/>
-              </w:rPr>
-              <w:t>13</w:t>
-            </w:r>
-            <w:r>
-              <w:rPr>
-                <w:color w:val="282C34"/>
-                <w:sz w:val="18"/>
-              </w:rPr>
-              <w:t>)</w:t>
+              <w:t xml:space="preserve"> (13)</w:t>
             </w:r>
           </w:p>
         </w:tc>
@@ -2458,22 +2355,7 @@
                 <w:color w:val="282C34"/>
                 <w:sz w:val="18"/>
               </w:rPr>
-              <w:t xml:space="preserve"> (</w:t>
-            </w:r>
-            <w:r>
-              <w:rPr>
-                <w:i/>
-                <w:color w:val="145AA0"/>
-                <w:sz w:val="18"/>
-              </w:rPr>
-              <w:t>14</w:t>
-            </w:r>
-            <w:r>
-              <w:rPr>
-                <w:color w:val="282C34"/>
-                <w:sz w:val="18"/>
-              </w:rPr>
-              <w:t>)</w:t>
+              <w:t xml:space="preserve"> (14)</w:t>
             </w:r>
           </w:p>
         </w:tc>
@@ -2557,22 +2439,7 @@
                 <w:color w:val="282C34"/>
                 <w:sz w:val="18"/>
               </w:rPr>
-              <w:t xml:space="preserve"> (</w:t>
-            </w:r>
-            <w:r>
-              <w:rPr>
-                <w:i/>
-                <w:color w:val="145AA0"/>
-                <w:sz w:val="18"/>
-              </w:rPr>
-              <w:t>15</w:t>
-            </w:r>
-            <w:r>
-              <w:rPr>
-                <w:color w:val="282C34"/>
-                <w:sz w:val="18"/>
-              </w:rPr>
-              <w:t>)</w:t>
+              <w:t xml:space="preserve"> (15)</w:t>
             </w:r>
           </w:p>
         </w:tc>
@@ -2909,22 +2776,7 @@
           <w:color w:val="282C34"/>
           <w:sz w:val="21"/>
         </w:rPr>
-        <w:t xml:space="preserve">Nominal bits = </w:t>
-      </w:r>
-      <w:r>
-        <w:rPr>
-          <w:i/>
-          <w:color w:val="145AA0"/>
-          <w:sz w:val="21"/>
-        </w:rPr>
-        <w:t>1\,(SOF) + 11\,(ID) + 1\,(RTR) + 1\,(IDE) + 1\,(r0) + 4\,(DLC) + 64\,(Data) + 15\,(CRC) + 1\,(CD) + 2\,(ACK) + 7\,(EOF) + 3\,(IFS) = 111\,bits</w:t>
-      </w:r>
-      <w:r>
-        <w:rPr>
-          <w:color w:val="282C34"/>
-          <w:sz w:val="21"/>
-        </w:rPr>
-        <w:t>.</w:t>
+        <w:t>Nominal bits = 1 (SOF) + 11 (ID) + 1 (RTR) + 1 (IDE) + 1 (r0) + 4 (DLC) + 64 (Data) + 15 (CRC) + 1 (CD) + 2 (ACK) + 7 (EOF) + 3 (IFS) = 111 bits.</w:t>
       </w:r>
     </w:p>
     <w:p>
@@ -2938,22 +2790,7 @@
           <w:color w:val="282C34"/>
           <w:sz w:val="21"/>
         </w:rPr>
-        <w:t xml:space="preserve">Bit-stuffed portion = </w:t>
-      </w:r>
-      <w:r>
-        <w:rPr>
-          <w:i/>
-          <w:color w:val="145AA0"/>
-          <w:sz w:val="21"/>
-        </w:rPr>
-        <w:t>1 + 11 + 1 + 1 + 1 + 4 + 64 + 15 = 97\,bits</w:t>
-      </w:r>
-      <w:r>
-        <w:rPr>
-          <w:color w:val="282C34"/>
-          <w:sz w:val="21"/>
-        </w:rPr>
-        <w:t>.</w:t>
+        <w:t>Bit-stuffed portion = 1 + 11 + 1 + 1 + 1 + 4 + 64 + 15 = 97 bits.</w:t>
       </w:r>
     </w:p>
     <w:p>
@@ -2970,32 +2807,50 @@
         <w:t>Theoretical maximum stuff bits:</w:t>
       </w:r>
     </w:p>
-    <w:p>
-      <w:pPr>
-        <w:spacing w:after="80"/>
-      </w:pPr>
-      <w:r>
-        <w:rPr>
-          <w:i/>
-          <w:color w:val="145AA0"/>
-          <w:sz w:val="21"/>
-        </w:rPr>
-      </w:r>
-      <w:r>
-        <w:rPr>
-          <w:color w:val="282C34"/>
-          <w:sz w:val="21"/>
-        </w:rPr>
-        <w:t>\text{Max Stuff Bits} = \left\lfloor \frac{97 - 1}{4} \right\rfloor = 24\,\text{bits}</w:t>
-      </w:r>
-      <w:r>
-        <w:rPr>
-          <w:i/>
-          <w:color w:val="145AA0"/>
-          <w:sz w:val="21"/>
-        </w:rPr>
-      </w:r>
-    </w:p>
+    <w:tbl>
+      <w:tblPr>
+        <w:tblW w:type="auto" w:w="0"/>
+        <w:jc w:val="center"/>
+        <w:tblLook w:firstColumn="1" w:firstRow="1" w:lastColumn="0" w:lastRow="0" w:noHBand="0" w:noVBand="1" w:val="04A0"/>
+      </w:tblPr>
+      <w:tblGrid>
+        <w:gridCol w:w="9792"/>
+      </w:tblGrid>
+      <w:tr>
+        <w:tc>
+          <w:tcPr>
+            <w:tcW w:type="dxa" w:w="9792"/>
+            <w:shd w:fill="F5F6F8"/>
+            <w:tcMar>
+              <w:top w:w="80" w:type="dxa"/>
+              <w:bottom w:w="80" w:type="dxa"/>
+              <w:left w:w="140" w:type="dxa"/>
+              <w:right w:w="140" w:type="dxa"/>
+            </w:tcMar>
+            <w:tcBorders>
+              <w:left w:val="single" w:sz="18" w:space="0" w:color="CBD5E0"/>
+              <w:top w:val="none"/>
+              <w:right w:val="none"/>
+              <w:bottom w:val="none"/>
+            </w:tcBorders>
+          </w:tcPr>
+          <w:p>
+            <w:pPr>
+              <w:spacing w:line="240" w:lineRule="auto" w:after="0"/>
+            </w:pPr>
+            <w:r>
+              <w:rPr>
+                <w:rFonts w:ascii="Consolas" w:hAnsi="Consolas"/>
+                <w:color w:val="2D3748"/>
+                <w:sz w:val="18"/>
+              </w:rPr>
+              <w:t>Max Stuff Bits = &lt;=ftfloor((97 - 1) / 4 ) = 24 bits</w:t>
+            </w:r>
+          </w:p>
+        </w:tc>
+      </w:tr>
+    </w:tbl>
+    <w:p/>
     <w:p>
       <w:pPr>
         <w:pStyle w:val="ListBullet"/>
@@ -3018,32 +2873,50 @@
         <w:t>:</w:t>
       </w:r>
     </w:p>
-    <w:p>
-      <w:pPr>
-        <w:spacing w:after="80"/>
-      </w:pPr>
-      <w:r>
-        <w:rPr>
-          <w:i/>
-          <w:color w:val="145AA0"/>
-          <w:sz w:val="21"/>
-        </w:rPr>
-      </w:r>
-      <w:r>
-        <w:rPr>
-          <w:color w:val="282C34"/>
-          <w:sz w:val="21"/>
-        </w:rPr>
-        <w:t>\text{Total Bits}_{max} = 111 + 24 = 135\,\text{bits}</w:t>
-      </w:r>
-      <w:r>
-        <w:rPr>
-          <w:i/>
-          <w:color w:val="145AA0"/>
-          <w:sz w:val="21"/>
-        </w:rPr>
-      </w:r>
-    </w:p>
+    <w:tbl>
+      <w:tblPr>
+        <w:tblW w:type="auto" w:w="0"/>
+        <w:jc w:val="center"/>
+        <w:tblLook w:firstColumn="1" w:firstRow="1" w:lastColumn="0" w:lastRow="0" w:noHBand="0" w:noVBand="1" w:val="04A0"/>
+      </w:tblPr>
+      <w:tblGrid>
+        <w:gridCol w:w="9792"/>
+      </w:tblGrid>
+      <w:tr>
+        <w:tc>
+          <w:tcPr>
+            <w:tcW w:type="dxa" w:w="9792"/>
+            <w:shd w:fill="F5F6F8"/>
+            <w:tcMar>
+              <w:top w:w="80" w:type="dxa"/>
+              <w:bottom w:w="80" w:type="dxa"/>
+              <w:left w:w="140" w:type="dxa"/>
+              <w:right w:w="140" w:type="dxa"/>
+            </w:tcMar>
+            <w:tcBorders>
+              <w:left w:val="single" w:sz="18" w:space="0" w:color="CBD5E0"/>
+              <w:top w:val="none"/>
+              <w:right w:val="none"/>
+              <w:bottom w:val="none"/>
+            </w:tcBorders>
+          </w:tcPr>
+          <w:p>
+            <w:pPr>
+              <w:spacing w:line="240" w:lineRule="auto" w:after="0"/>
+            </w:pPr>
+            <w:r>
+              <w:rPr>
+                <w:rFonts w:ascii="Consolas" w:hAnsi="Consolas"/>
+                <w:color w:val="2D3748"/>
+                <w:sz w:val="18"/>
+              </w:rPr>
+              <w:t>Total Bits_max = 111 + 24 = 135 bits</w:t>
+            </w:r>
+          </w:p>
+        </w:tc>
+      </w:tr>
+    </w:tbl>
+    <w:p/>
     <w:p>
       <w:pPr>
         <w:spacing w:before="80" w:after="80"/>
@@ -3310,22 +3183,7 @@
           <w:color w:val="282C34"/>
           <w:sz w:val="21"/>
         </w:rPr>
-        <w:t xml:space="preserve"> = Engine Speed, resolution </w:t>
-      </w:r>
-      <w:r>
-        <w:rPr>
-          <w:i/>
-          <w:color w:val="145AA0"/>
-          <w:sz w:val="21"/>
-        </w:rPr>
-        <w:t>0.125\,rpm/bit</w:t>
-      </w:r>
-      <w:r>
-        <w:rPr>
-          <w:color w:val="282C34"/>
-          <w:sz w:val="21"/>
-        </w:rPr>
-        <w:t>).</w:t>
+        <w:t xml:space="preserve"> = Engine Speed, resolution 0.125 rpm/bit).</w:t>
       </w:r>
     </w:p>
     <w:p>
@@ -3677,22 +3535,7 @@
                 <w:color w:val="282C34"/>
                 <w:sz w:val="18"/>
               </w:rPr>
-              <w:t>Initiates multi-frame transfer; encodes total 12-bit payload length (</w:t>
-            </w:r>
-            <w:r>
-              <w:rPr>
-                <w:i/>
-                <w:color w:val="145AA0"/>
-                <w:sz w:val="18"/>
-              </w:rPr>
-              <w:t>L ≤ 4095</w:t>
-            </w:r>
-            <w:r>
-              <w:rPr>
-                <w:color w:val="282C34"/>
-                <w:sz w:val="18"/>
-              </w:rPr>
-              <w:t xml:space="preserve"> bytes).</w:t>
+              <w:t>Initiates multi-frame transfer; encodes total 12-bit payload length (L &lt;= 4095 bytes).</w:t>
             </w:r>
           </w:p>
         </w:tc>
@@ -3768,22 +3611,7 @@
                 <w:color w:val="282C34"/>
                 <w:sz w:val="18"/>
               </w:rPr>
-              <w:t>Carries subsequent data chunks with a 4-bit rolling Sequence Number (</w:t>
-            </w:r>
-            <w:r>
-              <w:rPr>
-                <w:i/>
-                <w:color w:val="145AA0"/>
-                <w:sz w:val="18"/>
-              </w:rPr>
-              <w:t>0 \dots 15</w:t>
-            </w:r>
-            <w:r>
-              <w:rPr>
-                <w:color w:val="282C34"/>
-                <w:sz w:val="18"/>
-              </w:rPr>
-              <w:t>).</w:t>
+              <w:t>Carries subsequent data chunks with a 4-bit rolling Sequence Number (0 ... 15).</w:t>
             </w:r>
           </w:p>
         </w:tc>
@@ -3885,7 +3713,7 @@
                 <w:color w:val="282C34"/>
                 <w:sz w:val="18"/>
               </w:rPr>
-              <w:t>Separation Time ($ST_{min}$)</w:t>
+              <w:t>Separation Time (ST_min)</w:t>
             </w:r>
             <w:r>
               <w:rPr>
